--- a/published/ai-family/03_patterns_in_play/07_communication/lecture-content/07_communication-module.docx
+++ b/published/ai-family/03_patterns_in_play/07_communication/lecture-content/07_communication-module.docx
@@ -4,7 +4,7 @@
   <w:body>
     <w:p>
       <w:r>
-        <w:t>Module 07: Communication in Family</w:t>
+        <w:t>Module 07: Communication — Teamwork</w:t>
       </w:r>
     </w:p>
     <w:p>
@@ -14,12 +14,20 @@
     </w:p>
     <w:p>
       <w:r>
-        <w:t>Define Communication within the context of Family.  Analyze how Communication interacts with other components of the Active Inference framework.  Apply specific constraints of Family to the formal definition of Communication.   Introduction</w:t>
+        <w:t>Understand that Teamwork is when Agents work together.  Learn about Shared Goals (We all want to win).  Know that communication makes the team stronger than the individual.   Introduction: The Ant Hill</w:t>
       </w:r>
     </w:p>
     <w:p>
       <w:r>
-        <w:t>This module explores Communication . In the Family curriculum, we approach this topic with a focus on specific applications and theoretical depth appropriate for the audience. Communication is a critical component of the 8-part Active Inference spine, bridging the gap between [Previous Topic] and [Next Topic].</w:t>
+        <w:t>One ant is small.</w:t>
+        <w:br/>
+        <w:t>One ant can't carry a hot dog.</w:t>
+        <w:br/>
+        <w:t>But 100 ants? They can move a mountain!</w:t>
+        <w:br/>
+        <w:t>Teams are like Ant Hills.</w:t>
+        <w:br/>
+        <w:t>When we communicate and help each other, we become a Super Organism.</w:t>
       </w:r>
     </w:p>
     <w:p>
@@ -29,56 +37,100 @@
     </w:p>
     <w:p>
       <w:r>
-        <w:t>1. Communication as a Markov Blanket Boundary</w:t>
+        <w:t>1. The Pass (Sharing Data/Energy)</w:t>
       </w:r>
     </w:p>
     <w:p>
       <w:r>
-        <w:t>How does Communication define the boundary between the agent and the environment?</w:t>
+        <w:t>In soccer, you pass the ball.</w:t>
+        <w:br/>
+        <w:t>In conversation, you pass "the mic."</w:t>
+        <w:br/>
+        <w:t>Communication is moving information from Brain A to Brain B effectively.</w:t>
+        <w:br/>
+        <w:t>A good pass makes it easy for your teammate to score.</w:t>
       </w:r>
     </w:p>
     <w:p>
       <w:r>
-        <w:t>2. Generative Models of Communication</w:t>
+        <w:t>2. Coordination (Dancing Together)</w:t>
       </w:r>
     </w:p>
     <w:p>
       <w:r>
-        <w:t>What parameters involved in Communication must be optimized to minimize variational free energy?</w:t>
+        <w:t>Rowing a boat requires everyone to pull at the exact same time .</w:t>
+        <w:br/>
+        <w:t>If one person pulls early, the boat spins.</w:t>
+        <w:br/>
+        <w:t>Teamwork is about Synchrony .</w:t>
+        <w:br/>
+        <w:t>We move as ONE.</w:t>
       </w:r>
     </w:p>
     <w:p>
       <w:r>
-        <w:t>3. Active Inference Dynamics</w:t>
+        <w:t>3. Trust (The Glue)</w:t>
       </w:r>
     </w:p>
     <w:p>
       <w:r>
-        <w:t>How does the process of Communication drive the perception-action loop?</w:t>
+        <w:t>You have to trust that your teammate will do their job.</w:t>
       </w:r>
     </w:p>
     <w:p>
       <w:r>
-        <w:t>Applications</w:t>
+        <w:t>The Quarterback trusts the Receiver to catch.  The Trapeze Artist trusts the Catcher to catch.</w:t>
+        <w:br/>
+        <w:t>No Trust = No Team.   Activities</w:t>
       </w:r>
     </w:p>
     <w:p>
       <w:r>
-        <w:t>In Family, we see Communication manifest in:</w:t>
-        <w:br/>
-        <w:t>* Specific Example 1 : [Add domain-specific example here]</w:t>
-        <w:br/>
-        <w:t>* Specific Example 2 : [Add domain-specific example here]</w:t>
+        <w:t>Activity 1: The Human Knot</w:t>
       </w:r>
     </w:p>
     <w:p>
       <w:r>
-        <w:t>Conclusion</w:t>
+        <w:t>Stand in a circle with your family/friends.</w:t>
+        <w:br/>
+        <w:t>Grab hands with two different people across the circle.</w:t>
+        <w:br/>
+        <w:t>Now... untangle the knot without letting go!</w:t>
+        <w:br/>
+        <w:t>You HAVE to communicate to solve the puzzle.</w:t>
       </w:r>
     </w:p>
     <w:p>
       <w:r>
-        <w:t>Understanding Communication allows us to better model complex adaptive systems. In the next module, we will expand on this foundation.</w:t>
+        <w:t>Activity 2: Blindfold Obstacle Course</w:t>
+      </w:r>
+    </w:p>
+    <w:p>
+      <w:r>
+        <w:t>Set up pillows on the floor (Mines).</w:t>
+        <w:br/>
+        <w:t>Player A is blindfolded.</w:t>
+        <w:br/>
+        <w:t>Player B is the Navigator.</w:t>
+        <w:br/>
+        <w:t>Player B must use words to guide Player A safely across.</w:t>
+        <w:br/>
+        <w:t>"Step left... stop... big step forward!"</w:t>
+      </w:r>
+    </w:p>
+    <w:p>
+      <w:r>
+        <w:t>Summary</w:t>
+      </w:r>
+    </w:p>
+    <w:p>
+      <w:r>
+        <w:t>Alone we can do so little; together we can do so much. A team is a System of Agents connected by Communication.</w:t>
+      </w:r>
+    </w:p>
+    <w:p>
+      <w:r>
+        <w:t>References</w:t>
       </w:r>
     </w:p>
     <w:sectPr>
